--- a/open_mahjong_web/client/public/rulebooks/classical-rulebook.docx
+++ b/open_mahjong_web/client/public/rulebooks/classical-rulebook.docx
@@ -172,7 +172,7 @@
         <w:rPr>
           <w:rFonts w:hint="eastAsia"/>
         </w:rPr>
-        <w:t>暗杠无需亮明</w:t>
+        <w:t>暗杠亮明一张</w:t>
       </w:r>
       <w:r>
         <w:t>。</w:t>
